--- a/downloads/ankuendigung-beistand-13-sgb-x.docx
+++ b/downloads/ankuendigung-beistand-13-sgb-x.docx
@@ -4,339 +4,343 @@
   <w:body>
     <w:p>
       <w:pPr>
-        <w:spacing w:after="40"/>
+        <w:pStyle w:val="Title"/>
+        <w:widowControl/>
       </w:pPr>
       <w:r>
-        <w:rPr>
-          <w:b/>
-          <w:color w:val="1F3A5F"/>
-          <w:sz w:val="30"/>
-        </w:rPr>
-        <w:t>Musterbrief 2 — Ankündigung eines Beistands</w:t>
+        <w:rPr/>
+        <w:t>Ankündigung eines Beistands</w:t>
       </w:r>
     </w:p>
     <w:p>
       <w:pPr>
-        <w:spacing w:after="200"/>
+        <w:widowControl/>
       </w:pPr>
       <w:r>
-        <w:rPr>
-          <w:color w:val="1F3A5F"/>
-          <w:sz w:val="21"/>
-        </w:rPr>
-        <w:t>§ 13 Abs. 4 SGB X</w:t>
+        <w:rPr/>
+        <w:t>[Vorname Nachname]</w:t>
+        <w:br/>
+        <w:t>[Straße Hausnummer]</w:t>
+        <w:br/>
+        <w:t>[Postleitzahl Ort]</w:t>
       </w:r>
     </w:p>
     <w:p>
       <w:pPr>
-        <w:spacing w:after="40"/>
+        <w:widowControl/>
       </w:pPr>
       <w:r>
-        <w:rPr>
-          <w:b/>
-          <w:sz w:val="20"/>
-        </w:rPr>
-        <w:t>Wann du diesen Brief brauchst:</w:t>
+        <w:rPr/>
+        <w:t>An [Name des Jugendamts]</w:t>
+        <w:br/>
+        <w:t>[Abteilung und Ansprechperson]</w:t>
+        <w:br/>
+        <w:t>[Straße Hausnummer]</w:t>
+        <w:br/>
+        <w:t>[Postleitzahl Ort]</w:t>
       </w:r>
     </w:p>
     <w:p>
       <w:pPr>
-        <w:spacing w:after="160"/>
+        <w:widowControl/>
       </w:pPr>
       <w:r>
-        <w:rPr>
-          <w:color w:val="444444"/>
-          <w:sz w:val="20"/>
-        </w:rPr>
-        <w:t>Vor jedem Termin beim Jugendamt.</w:t>
-      </w:r>
-    </w:p>
-    <w:p>
-      <w:pPr>
-        <w:spacing w:after="40"/>
-      </w:pPr>
-      <w:r>
-        <w:rPr>
-          <w:b/>
-          <w:sz w:val="20"/>
-        </w:rPr>
-        <w:t>Bitte zuerst lesen:</w:t>
-      </w:r>
-    </w:p>
-    <w:p>
-      <w:pPr>
-        <w:spacing w:after="160"/>
-      </w:pPr>
-      <w:r>
-        <w:rPr>
-          <w:color w:val="444444"/>
-          <w:sz w:val="20"/>
-        </w:rPr>
-        <w:t>Diese Vorlage ist eine allgemeine Formulierungshilfe, keine Rechtsberatung im Einzelfall und keine Rechtsdienstleistung. Ersetze alle Angaben in eckigen Klammern […] durch deine eigenen Daten, streiche, was auf dich nicht zutrifft, und lass den Brief im Zweifel anwaltlich prüfen. Versende wichtige Schreiben per Einschreiben mit Rückschein oder gegen Empfangsbestätigung und behalte immer eine Kopie.</w:t>
-      </w:r>
-    </w:p>
-    <w:p>
-      <w:pPr>
-        <w:spacing w:after="240"/>
-      </w:pPr>
-      <w:r>
-        <w:t>──────────────────────────────────────────────</w:t>
-      </w:r>
-    </w:p>
-    <w:p>
-      <w:pPr>
-        <w:spacing w:after="200"/>
-      </w:pPr>
-      <w:r>
-        <w:t>[Vorname Nachname]</w:t>
-      </w:r>
-      <w:r>
-        <w:br/>
-      </w:r>
-      <w:r>
-        <w:t>[Straße, Hausnummer]</w:t>
-      </w:r>
-      <w:r>
-        <w:br/>
-      </w:r>
-      <w:r>
-        <w:t>[PLZ Ort]</w:t>
-      </w:r>
-      <w:r>
-        <w:br/>
-      </w:r>
-      <w:r>
-        <w:t>[Telefon] · [E-Mail]</w:t>
-      </w:r>
-    </w:p>
-    <w:p>
-      <w:pPr>
-        <w:spacing w:after="200"/>
-      </w:pPr>
-      <w:r>
-        <w:t>Jugendamt [Stadt/Landkreis]</w:t>
-      </w:r>
-      <w:r>
-        <w:br/>
-      </w:r>
-      <w:r>
-        <w:t>Frau/Herrn [Name der Fachkraft]</w:t>
-      </w:r>
-      <w:r>
-        <w:br/>
-      </w:r>
-      <w:r>
-        <w:t>[Straße, PLZ Ort]</w:t>
-      </w:r>
-    </w:p>
-    <w:p>
-      <w:pPr>
-        <w:spacing w:after="200"/>
-        <w:jc w:val="right"/>
-      </w:pPr>
-      <w:r>
+        <w:rPr/>
         <w:t>[Ort], [Datum]</w:t>
       </w:r>
     </w:p>
     <w:p>
       <w:pPr>
-        <w:spacing w:after="200"/>
+        <w:widowControl/>
       </w:pPr>
       <w:r>
         <w:rPr>
           <w:b/>
         </w:rPr>
-        <w:t>Betreff: Termin am [Datum, Uhrzeit] – Hinzuziehung eines Beistands</w:t>
-      </w:r>
-      <w:r>
+        <w:t>Betreff: Begleitung zum Gespräch am [Datum und Uhrzeit]</w:t>
         <w:br/>
-      </w:r>
-      <w:r>
-        <w:t xml:space="preserve">         gemäß § 13 Abs. 4 SGB X</w:t>
-      </w:r>
-      <w:r>
-        <w:br/>
-      </w:r>
-      <w:r>
-        <w:t xml:space="preserve">         Kind: [Name], geb. [Geburtsdatum] · Aktenzeichen: [falls bekannt]</w:t>
+        <w:t>Verfahren und Aktenzeichen: [falls bekannt]</w:t>
       </w:r>
     </w:p>
     <w:p>
       <w:pPr>
-        <w:spacing w:after="200"/>
+        <w:widowControl/>
       </w:pPr>
       <w:r>
-        <w:t>Sehr geehrte Frau [Name] / Sehr geehrter Herr [Name],</w:t>
+        <w:rPr/>
+        <w:t>Sehr geehrte Damen und Herren,</w:t>
       </w:r>
     </w:p>
     <w:p>
       <w:pPr>
-        <w:spacing w:after="200"/>
+        <w:widowControl/>
       </w:pPr>
       <w:r>
-        <w:t>zu dem oben genannten Termin werde ich in Begleitung erscheinen.</w:t>
+        <w:rPr/>
+        <w:t>zu der genannten Verhandlung beziehungsweise Besprechung werde ich mit einer Begleitperson erscheinen. Soweit es sich um eine Besprechung im Verwaltungsverfahren handelt, auf die § 13 SGB X anwendbar ist, mache ich von meinem Recht nach dessen Absatz 4 Gebrauch.</w:t>
       </w:r>
     </w:p>
     <w:p>
       <w:pPr>
-        <w:spacing w:after="160"/>
+        <w:widowControl/>
       </w:pPr>
       <w:r>
-        <w:t>Ich mache von meinem Recht nach § 13 Abs. 4 SGB X Gebrauch, das Gespräch in Anwesenheit eines Beistands zu führen.</w:t>
+        <w:rPr/>
+        <w:t>Beistand: [Vorname Nachname]</w:t>
+        <w:br/>
+        <w:t>Geplante Rolle: [Zum Beispiel Unterstützung bei der Verständigung und schriftliche Gesprächsnotizen]</w:t>
       </w:r>
     </w:p>
     <w:p>
       <w:pPr>
-        <w:spacing w:after="200"/>
+        <w:widowControl/>
       </w:pPr>
       <w:r>
-        <w:t>Beistand:  [Vorname Nachname]</w:t>
-      </w:r>
-      <w:r>
-        <w:br/>
-      </w:r>
-      <w:r>
-        <w:t xml:space="preserve">           [Anschrift]</w:t>
+        <w:rPr/>
+        <w:t>Mir ist bekannt, dass das von meinem Beistand Vorgetragene als von mir vorgebracht gilt, soweit ich nicht unverzüglich widerspreche. Mein Beistand erhält durch diese Ankündigung keine umfassende Vertretungsvollmacht.</w:t>
       </w:r>
     </w:p>
     <w:p>
       <w:pPr>
-        <w:spacing w:after="160"/>
+        <w:widowControl/>
       </w:pPr>
       <w:r>
-        <w:t>Mein Beistand wird während des Gesprächs Notizen anfertigen. Mir ist bekannt, dass das von meinem Beistand Vorgetragene als von mir vorgebracht gilt, soweit ich dem nicht unverzüglich widerspreche.</w:t>
+        <w:rPr/>
+        <w:t>Falls Sie die Anwendbarkeit des § 13 SGB X oder die Teilnahme ablehnen, bitte ich um Mitteilung der Gründe. Eine Zurückweisung nach § 13 Abs. 5 oder 6 SGB X ist gemäß Absatz 7 auch mir schriftlich mitzuteilen. Ich bitte, absehbare Einwände möglichst vor dem Termin zu klären; damit behaupte ich keine gesetzliche Pflicht zu einer Vorabentscheidung.</w:t>
       </w:r>
     </w:p>
     <w:p>
       <w:pPr>
-        <w:spacing w:after="160"/>
+        <w:widowControl/>
       </w:pPr>
       <w:r>
-        <w:t>Sollten Sie beabsichtigen, meinen Beistand zurückzuweisen, bitte ich um vorherige schriftliche Mitteilung unter Angabe der Rechtsgrundlage (§ 13 Abs. 7 SGB X), damit ich mich darauf einstellen kann.</w:t>
+        <w:rPr/>
+        <w:t>Bitte bestätigen Sie den Termin und teilen Sie mir mit, falls für einzelne Gesprächsteile besondere Vertraulichkeitsbelange oder Beteiligungsrechte zu beachten sind.</w:t>
       </w:r>
     </w:p>
     <w:p>
       <w:pPr>
-        <w:spacing w:after="200"/>
+        <w:widowControl/>
       </w:pPr>
       <w:r>
+        <w:rPr/>
         <w:t>Mit freundlichen Grüßen</w:t>
+        <w:br/>
+        <w:br/>
+        <w:t>[Unterschrift bei schriftlicher Einreichung]</w:t>
+        <w:br/>
+        <w:t>[Vorname Nachname]</w:t>
+      </w:r>
+    </w:p>
+    <w:p>
+      <w:r>
+        <w:br w:type="page"/>
       </w:r>
     </w:p>
     <w:p>
       <w:pPr>
-        <w:spacing w:after="200"/>
+        <w:pStyle w:val="Title"/>
+        <w:widowControl/>
       </w:pPr>
       <w:r>
-        <w:t>[Handschriftliche Unterschrift]</w:t>
-      </w:r>
-      <w:r>
-        <w:br/>
-      </w:r>
-      <w:r>
-        <w:t>[Vorname Nachname]</w:t>
+        <w:rPr/>
+        <w:t>Hinweise zur Verwendung</w:t>
       </w:r>
     </w:p>
     <w:p>
       <w:pPr>
-        <w:spacing w:before="240"/>
+        <w:widowControl/>
       </w:pPr>
       <w:r>
-        <w:t>──────────────────────────────────────────────</w:t>
+        <w:rPr/>
+        <w:t>Ein Beistand unterstützt Sie im Gespräch. Die Voraussetzungen unterscheiden sich von einer Vertretung durch eine bevollmächtigte Person und von einem Beistand im Gerichtsverfahren.</w:t>
       </w:r>
     </w:p>
     <w:p>
       <w:pPr>
-        <w:spacing w:after="40"/>
+        <w:pStyle w:val="Heading1"/>
+        <w:widowControl/>
       </w:pPr>
       <w:r>
-        <w:rPr>
-          <w:b/>
-          <w:sz w:val="20"/>
-        </w:rPr>
-        <w:t>Das gehört in deinen Fall hinein:</w:t>
+        <w:rPr/>
+        <w:t>Vor dem Absenden</w:t>
       </w:r>
     </w:p>
     <w:p>
       <w:pPr>
-        <w:spacing w:after="160"/>
+        <w:pStyle w:val="ListBullet"/>
+        <w:widowControl/>
       </w:pPr>
       <w:r>
-        <w:rPr>
-          <w:color w:val="444444"/>
-          <w:sz w:val="20"/>
-        </w:rPr>
-        <w:t>Name und Anschrift der Begleitperson, Termin mit Uhrzeit.</w:t>
+        <w:rPr/>
+        <w:t>§ 13 Abs. 4 SGB X erfasst Verhandlungen und Besprechungen mit Beteiligten im anwendbaren Verwaltungsverfahren. Die Vorschrift garantiert nicht unterschiedslos die Teilnahme einer Begleitperson an jedem Termin, jeder Untersuchung oder jeder Kindesanhörung.</w:t>
       </w:r>
     </w:p>
     <w:p>
       <w:pPr>
-        <w:spacing w:after="40"/>
+        <w:pStyle w:val="ListBullet"/>
+        <w:widowControl/>
       </w:pPr>
       <w:r>
-        <w:rPr>
-          <w:b/>
-          <w:sz w:val="20"/>
-        </w:rPr>
-        <w:t>Das gehört nicht hinein:</w:t>
+        <w:rPr/>
+        <w:t>Nach § 13 Abs. 5 SGB X sind Beistände zurückzuweisen, wenn sie entgegen § 3 RDG Rechtsdienstleistungen erbringen. Abs. 6 regelt die Zurückweisung vom Vortrag bei Ungeeignetheit und gesetzlich geschützte Ausnahmen.</w:t>
       </w:r>
     </w:p>
     <w:p>
       <w:pPr>
-        <w:spacing w:after="160"/>
+        <w:pStyle w:val="ListBullet"/>
+        <w:widowControl/>
       </w:pPr>
       <w:r>
-        <w:rPr>
-          <w:color w:val="444444"/>
-          <w:sz w:val="20"/>
-        </w:rPr>
-        <w:t>Eine Begründung, warum du jemanden mitbringst. Du schuldest keine.</w:t>
+        <w:rPr/>
+        <w:t>Die Zurückweisung nach Abs. 5 oder 6 muss auch Ihnen schriftlich mitgeteilt werden. Die Norm schreibt nicht vor, dass diese Mitteilung zwingend vor dem Gesprächstermin erfolgen muss.</w:t>
       </w:r>
     </w:p>
     <w:p>
       <w:pPr>
-        <w:spacing w:after="40"/>
+        <w:pStyle w:val="ListBullet"/>
+        <w:widowControl/>
       </w:pPr>
       <w:r>
-        <w:rPr>
-          <w:b/>
-          <w:sz w:val="20"/>
-        </w:rPr>
-        <w:t>Warum der letzte Absatz wichtig ist:</w:t>
+        <w:rPr/>
+        <w:t>Besprechen Sie die Rolle vorher: zuhören, Verständnisfragen, Pausenwunsch und Notizen. Korrigieren Sie unzutreffendes Vorbringen unverzüglich. Schriftliche Notizen sind von Tonaufnahmen zu unterscheiden; heimliche Aufnahmen sind keine geeignete Dokumentationsmethode.</w:t>
       </w:r>
     </w:p>
     <w:p>
       <w:pPr>
-        <w:spacing w:after="160"/>
+        <w:pStyle w:val="ListBullet"/>
+        <w:widowControl/>
       </w:pPr>
       <w:r>
-        <w:rPr>
-          <w:color w:val="444444"/>
-          <w:sz w:val="20"/>
-        </w:rPr>
-        <w:t>Er verlagert die Diskussion vom Türrahmen auf das Papier. Wer schriftlich begründen muss, weist selten pauschal zurück.</w:t>
+        <w:rPr/>
+        <w:t>Für Termine beim Familiengericht gelten insbesondere § 12 FamFG und die gerichtlichen Verfahrensregeln. Diese Vorlage ist dafür nicht ohne Anpassung geeignet.</w:t>
       </w:r>
     </w:p>
     <w:p>
       <w:pPr>
-        <w:spacing w:before="280"/>
+        <w:pStyle w:val="ListBullet"/>
+        <w:widowControl/>
       </w:pPr>
       <w:r>
-        <w:rPr>
-          <w:color w:val="777777"/>
-          <w:sz w:val="17"/>
-        </w:rPr>
-        <w:t>Systemfehler Familie · systemfehlerfamilie.de — Vorlage zur eigenen Verwendung. Keine Rechtsberatung. Rechtsstand: August 2026.</w:t>
+        <w:rPr/>
+        <w:t>Eine sachlich begründete Klärungsfrage oder die Nutzung eines zulässigen Beistands ersetzt keine eigene Stellungnahme zu konkreten Sorgen um das Kind.</w:t>
       </w:r>
     </w:p>
+    <w:p>
+      <w:pPr>
+        <w:pStyle w:val="Heading1"/>
+        <w:widowControl/>
+      </w:pPr>
+      <w:r>
+        <w:rPr/>
+        <w:t>Versand und Nachweis</w:t>
+      </w:r>
+    </w:p>
+    <w:p>
+      <w:pPr>
+        <w:widowControl/>
+      </w:pPr>
+      <w:r>
+        <w:rPr/>
+        <w:t>Ersetzen Sie alle Platzhalter und streichen Sie nicht passende Teile. Senden Sie nur die ausgefüllte Briefseite; diese Hinweise behalten Sie. Bewahren Sie eine Kopie und einen Zugangsnachweis auf. Bei fristgebundenen Erklärungen sind die vorgeschriebene Form, der richtige Empfänger und der rechtzeitige Eingang entscheidend. Gewöhnliche E-Mail oder Postaufgabe am letzten Tag sichern eine Frist nicht automatisch.</w:t>
+      </w:r>
+    </w:p>
+    <w:p>
+      <w:pPr>
+        <w:pStyle w:val="Heading1"/>
+        <w:widowControl/>
+      </w:pPr>
+      <w:r>
+        <w:rPr/>
+        <w:t>Rechtsgrundlagen</w:t>
+      </w:r>
+    </w:p>
+    <w:p>
+      <w:pPr>
+        <w:spacing w:after="100"/>
+      </w:pPr>
+      <w:hyperlink r:id="rId10">
+        <w:r>
+          <w:rPr>
+            <w:color w:val="1D4E68"/>
+          </w:rPr>
+          <w:t>§ 13 SGB X</w:t>
+        </w:r>
+      </w:hyperlink>
+    </w:p>
+    <w:p>
+      <w:pPr>
+        <w:spacing w:after="100"/>
+      </w:pPr>
+      <w:hyperlink r:id="rId11">
+        <w:r>
+          <w:rPr>
+            <w:color w:val="1D4E68"/>
+          </w:rPr>
+          <w:t>§ 12 FamFG</w:t>
+        </w:r>
+      </w:hyperlink>
+    </w:p>
+    <w:p>
+      <w:pPr>
+        <w:spacing w:after="100"/>
+      </w:pPr>
+      <w:hyperlink r:id="rId12">
+        <w:r>
+          <w:rPr>
+            <w:color w:val="1D4E68"/>
+          </w:rPr>
+          <w:t>§ 3 Rechtsdienstleistungsgesetz</w:t>
+        </w:r>
+      </w:hyperlink>
+    </w:p>
+    <w:p>
+      <w:pPr>
+        <w:widowControl/>
+      </w:pPr>
+      <w:r>
+        <w:rPr/>
+        <w:t>Redaktionell überarbeitet am 26.10.2026. Diese Vorlage ist allgemeine Information und ersetzt keine Prüfung des Einzelfalls. Unterstützung finden Sie bei einer geeigneten anwaltlichen Beratung oder einer Ombudsstelle nach § 9a SGB VIII.</w:t>
+      </w:r>
+    </w:p>
+    <w:p>
+      <w:pPr>
+        <w:spacing w:after="100"/>
+      </w:pPr>
+      <w:hyperlink r:id="rId13">
+        <w:r>
+          <w:rPr>
+            <w:color w:val="1D4E68"/>
+          </w:rPr>
+          <w:t>Rechte für Eltern und weitere Hilfen</w:t>
+        </w:r>
+      </w:hyperlink>
+    </w:p>
     <w:sectPr>
+      <w:footerReference w:type="default" r:id="rId9"/>
       <w:pgSz w:w="12240" w:h="15840"/>
-      <w:pgMar w:top="1134" w:right="1134" w:bottom="1134" w:left="1361" w:header="720" w:footer="720" w:gutter="0"/>
+      <w:pgMar w:top="1037" w:right="1152" w:bottom="1037" w:left="1152" w:header="461" w:footer="461" w:gutter="0"/>
       <w:cols w:space="720"/>
       <w:docGrid w:linePitch="360"/>
     </w:sectPr>
   </w:body>
 </w:document>
+</file>
+
+<file path=word/footer1.xml><?xml version="1.0" encoding="utf-8"?>
+<w:ftr xmlns:m="http://schemas.openxmlformats.org/officeDocument/2006/math" xmlns:mc="http://schemas.openxmlformats.org/markup-compatibility/2006" xmlns:mo="http://schemas.microsoft.com/office/mac/office/2008/main" xmlns:mv="urn:schemas-microsoft-com:mac:vml" xmlns:o="urn:schemas-microsoft-com:office:office" xmlns:r="http://schemas.openxmlformats.org/officeDocument/2006/relationships" xmlns:v="urn:schemas-microsoft-com:vml" xmlns:w10="urn:schemas-microsoft-com:office:word" xmlns:w14="http://schemas.microsoft.com/office/word/2010/wordml" xmlns:w="http://schemas.openxmlformats.org/wordprocessingml/2006/main" xmlns:wne="http://schemas.microsoft.com/office/word/2006/wordml" xmlns:wp14="http://schemas.microsoft.com/office/word/2010/wordprocessingDrawing" xmlns:wp="http://schemas.openxmlformats.org/drawingml/2006/wordprocessingDrawing" xmlns:wpc="http://schemas.microsoft.com/office/word/2010/wordprocessingCanvas" xmlns:wpg="http://schemas.microsoft.com/office/word/2010/wordprocessingGroup" xmlns:wpi="http://schemas.microsoft.com/office/word/2010/wordprocessingInk" xmlns:wps="http://schemas.microsoft.com/office/word/2010/wordprocessingShape" mc:Ignorable="w14 wp14">
+  <w:p>
+    <w:pPr>
+      <w:pStyle w:val="Footer"/>
+    </w:pPr>
+    <w:r>
+      <w:rPr>
+        <w:sz w:val="16"/>
+      </w:rPr>
+      <w:t>systemfehlerfamilie.de  |  Fassung 26.10.2026  |  Allgemeine Formulierungshilfe</w:t>
+    </w:r>
+  </w:p>
+</w:ftr>
 </file>
 
 <file path=word/numbering.xml><?xml version="1.0" encoding="utf-8"?>
@@ -702,9 +706,13 @@
     <w:name w:val="Normal"/>
     <w:qFormat/>
     <w:rsid w:val="00FC693F"/>
+    <w:pPr>
+      <w:spacing w:line="252" w:lineRule="auto" w:after="120"/>
+    </w:pPr>
     <w:rPr>
-      <w:rFonts w:ascii="Calibri" w:hAnsi="Calibri"/>
-      <w:sz w:val="22"/>
+      <w:rFonts w:ascii="Arial" w:hAnsi="Arial"/>
+      <w:color w:val="000000"/>
+      <w:sz w:val="21"/>
     </w:rPr>
   </w:style>
   <w:style w:type="paragraph" w:styleId="Header">
@@ -762,15 +770,15 @@
     <w:pPr>
       <w:keepNext/>
       <w:keepLines/>
-      <w:spacing w:before="480" w:after="0"/>
+      <w:spacing w:before="180" w:after="100" w:line="252" w:lineRule="auto"/>
       <w:outlineLvl w:val="0"/>
     </w:pPr>
     <w:rPr>
-      <w:rFonts w:asciiTheme="majorHAnsi" w:eastAsiaTheme="majorEastAsia" w:hAnsiTheme="majorHAnsi" w:cstheme="majorBidi"/>
+      <w:rFonts w:asciiTheme="majorHAnsi" w:eastAsiaTheme="majorEastAsia" w:hAnsiTheme="majorHAnsi" w:cstheme="majorBidi" w:ascii="Arial" w:hAnsi="Arial"/>
       <w:b/>
       <w:bCs/>
-      <w:color w:val="365F91" w:themeColor="accent1" w:themeShade="BF"/>
-      <w:sz w:val="28"/>
+      <w:color w:val="000000"/>
+      <w:sz w:val="24"/>
       <w:szCs w:val="28"/>
     </w:rPr>
   </w:style>
@@ -786,15 +794,15 @@
     <w:pPr>
       <w:keepNext/>
       <w:keepLines/>
-      <w:spacing w:before="200" w:after="0"/>
+      <w:spacing w:before="180" w:after="100" w:line="252" w:lineRule="auto"/>
       <w:outlineLvl w:val="1"/>
     </w:pPr>
     <w:rPr>
-      <w:rFonts w:asciiTheme="majorHAnsi" w:eastAsiaTheme="majorEastAsia" w:hAnsiTheme="majorHAnsi" w:cstheme="majorBidi"/>
+      <w:rFonts w:asciiTheme="majorHAnsi" w:eastAsiaTheme="majorEastAsia" w:hAnsiTheme="majorHAnsi" w:cstheme="majorBidi" w:ascii="Arial" w:hAnsi="Arial"/>
       <w:b/>
       <w:bCs/>
-      <w:color w:val="4F81BD" w:themeColor="accent1"/>
-      <w:sz w:val="26"/>
+      <w:color w:val="000000"/>
+      <w:sz w:val="24"/>
       <w:szCs w:val="26"/>
     </w:rPr>
   </w:style>
@@ -1048,18 +1056,15 @@
     <w:qFormat/>
     <w:rsid w:val="00FC693F"/>
     <w:pPr>
-      <w:pBdr>
-        <w:bottom w:val="single" w:sz="8" w:space="4" w:color="4F81BD" w:themeColor="accent1"/>
-      </w:pBdr>
-      <w:spacing w:after="300" w:line="240" w:lineRule="auto"/>
+      <w:spacing w:after="280" w:line="252" w:lineRule="auto"/>
       <w:contextualSpacing/>
     </w:pPr>
     <w:rPr>
-      <w:rFonts w:asciiTheme="majorHAnsi" w:eastAsiaTheme="majorEastAsia" w:hAnsiTheme="majorHAnsi" w:cstheme="majorBidi"/>
-      <w:color w:val="17365D" w:themeColor="text2" w:themeShade="BF"/>
+      <w:rFonts w:asciiTheme="majorHAnsi" w:eastAsiaTheme="majorEastAsia" w:hAnsiTheme="majorHAnsi" w:cstheme="majorBidi" w:ascii="Arial" w:hAnsi="Arial"/>
+      <w:color w:val="000000"/>
       <w:spacing w:val="5"/>
       <w:kern w:val="28"/>
-      <w:sz w:val="52"/>
+      <w:sz w:val="36"/>
       <w:szCs w:val="52"/>
     </w:rPr>
   </w:style>
@@ -1090,14 +1095,15 @@
       <w:numPr>
         <w:ilvl w:val="1"/>
       </w:numPr>
+      <w:spacing w:line="252" w:lineRule="auto" w:after="120"/>
     </w:pPr>
     <w:rPr>
-      <w:rFonts w:asciiTheme="majorHAnsi" w:eastAsiaTheme="majorEastAsia" w:hAnsiTheme="majorHAnsi" w:cstheme="majorBidi"/>
+      <w:rFonts w:asciiTheme="majorHAnsi" w:eastAsiaTheme="majorEastAsia" w:hAnsiTheme="majorHAnsi" w:cstheme="majorBidi" w:ascii="Arial" w:hAnsi="Arial"/>
       <w:i/>
       <w:iCs/>
-      <w:color w:val="4F81BD" w:themeColor="accent1"/>
+      <w:color w:val="000000"/>
       <w:spacing w:val="15"/>
-      <w:sz w:val="24"/>
+      <w:sz w:val="21"/>
       <w:szCs w:val="24"/>
     </w:rPr>
   </w:style>
@@ -1233,8 +1239,14 @@
       <w:numPr>
         <w:numId w:val="1"/>
       </w:numPr>
+      <w:spacing w:line="252" w:lineRule="auto" w:after="120"/>
       <w:contextualSpacing/>
     </w:pPr>
+    <w:rPr>
+      <w:rFonts w:ascii="Arial" w:hAnsi="Arial"/>
+      <w:color w:val="000000"/>
+      <w:sz w:val="21"/>
+    </w:rPr>
   </w:style>
   <w:style w:type="paragraph" w:styleId="ListBullet2">
     <w:name w:val="List Bullet 2"/>
@@ -1535,9 +1547,6 @@
     <w:qFormat/>
     <w:rsid w:val="00FC693F"/>
     <w:pPr>
-      <w:pBdr>
-        <w:bottom w:val="single" w:sz="4" w:space="4" w:color="4F81BD" w:themeColor="accent1"/>
-      </w:pBdr>
       <w:spacing w:before="200" w:after="280"/>
       <w:ind w:left="936" w:right="936"/>
     </w:pPr>
